--- a/example_articles/us_region/Northeast/3.us_region_Northeast_New_York_Times.docx
+++ b/example_articles/us_region/Northeast/3.us_region_Northeast_New_York_Times.docx
@@ -27,17 +27,17 @@
     </w:p>
     <w:p>
       <w:r>
-        <w:t>Source File: NYT/45.DOCX</w:t>
+        <w:t>Source file: NYT/45.DOCX</w:t>
       </w:r>
     </w:p>
     <w:p>
       <w:r>
-        <w:t>Raw locations result: ['Connecticut']</w:t>
+        <w:t>Raw locations result, 'locations': ['Connecticut']</w:t>
       </w:r>
     </w:p>
     <w:p>
       <w:r>
-        <w:t>us_region_stand_flat (Standardized): Northeast</w:t>
+        <w:t>Standardized locations result, 'us_region_stand_flat': Northeast</w:t>
       </w:r>
     </w:p>
     <w:p>

--- a/example_articles/us_region/Northeast/3.us_region_Northeast_New_York_Times.docx
+++ b/example_articles/us_region/Northeast/3.us_region_Northeast_New_York_Times.docx
@@ -7,7 +7,7 @@
         <w:pStyle w:val="Heading1"/>
       </w:pPr>
       <w:r>
-        <w:t>Queens Youth Fatally Shot in Fight Over Moped</w:t>
+        <w:t>Bronx Man Is Stabbed to Death</w:t>
       </w:r>
     </w:p>
     <w:p>
@@ -17,22 +17,22 @@
     </w:p>
     <w:p>
       <w:r>
-        <w:t>Date: 1990-08-03</w:t>
+        <w:t>Date: 1990-09-12</w:t>
       </w:r>
     </w:p>
     <w:p>
       <w:r>
-        <w:t>Section: Section B; Page 1, Column 3; Metropolitan Desk</w:t>
+        <w:t>Section: Section B; Page 3, Column 4; Metropolitan Desk</w:t>
       </w:r>
     </w:p>
     <w:p>
       <w:r>
-        <w:t>Source file: NYT/45.DOCX</w:t>
+        <w:t>Source file: NYT/56.361.DOCX</w:t>
       </w:r>
     </w:p>
     <w:p>
       <w:r>
-        <w:t>Raw locations result, 'locations': ['Connecticut']</w:t>
+        <w:t>Raw locations result, 'locations': ['New York']</w:t>
       </w:r>
     </w:p>
     <w:p>
@@ -49,57 +49,21 @@
     </w:p>
     <w:p>
       <w:r>
-        <w:t>A 14-year-old from Queens was shot and killed on Wednesday night in an argument over a moped, the police said.</w:t>
+        <w:t>Investigators said they believed the motive was robbery, although the suspect fled without taking any money.</w:t>
         <w:br/>
-        <w:t>The shooting was the most recent in a series of killings over minor disputes that the police say reflect a growing disrespect for life among youths living in crime-ridden neighborhoods.</w:t>
+        <w:t>''It is tragic,'' said Brother Lawrence Murphy, principal of All Hallows, a Roman Catholic school with 455 students in the South Bronx.</w:t>
         <w:br/>
-        <w:t>In Queens the murder weapon was an unlicensed .380 semiautomatic pistol bought from a black-market dealer in the neighborhood, youths from the area said.</w:t>
+        <w:t>''We are all very upset. He loved life tremendously. He had a great sense of humor and a quick wit.''</w:t>
         <w:br/>
-        <w:t>The victim, Shamel Knight, was shot in the mouth and killed after he had told another teen-ager to stop riding a moped that belonged to a friend of his, the police said.</w:t>
+        <w:t>Mr. Harley, whose parents worked as building superintendents in the five-story apartment building on Perry Avenue, had a job as a clerk at James Shoe Repair on East 204th Street.</w:t>
         <w:br/>
-        <w:t>The youth identified by witnesses as the gunman, Dion Mines, 19, had told friends in the past that he wanted to become a famous criminal, to make a name for himself as a neighborhood tough.</w:t>
+        <w:t>Larry Evans, the college adviser at All Hallows, said Mr. Harley, who graduated in June, had been accepted at Manhattan College. ''He decided to wait a year to see if this was what he wanted to do,'' Mr. Evans said.</w:t>
         <w:br/>
-        <w:t>The shooting was at 11:11 on a quiet street of working-class Corona a few blocks from Shea Stadium, the police said. Earlier in the evening 10 youths from 12 to 19 had been taking turns riding a moped, Lieut. Shelly Neal of the 115th Precinct detectives said. The police said the motorbike belonged to Shamel. Friends of the slain boy said he had borrowed it from a friend.</w:t>
+        <w:t>Three students or recent graduates from the high school have been killed in the last year, Brother Murphy said.</w:t>
         <w:br/>
-        <w:t>At about 11 o'clock, the teen-agers put away the motorbike in a driveway behind 34-14 109th Street, a ramshackle three-story building where Mr. Mines lives, witnesses said. Minutes later, as the group went down the street, Mr. Mines left the driveway on the moped, said a friend of Shamel, Shahid Whiting, 14. ''Shamel yelled, 'Get off my bike!' '' Shahid recounted. ''Then the other kid said: 'You all want a beef! You all want a beef!' And then he ran into his house.''</w:t>
+        <w:t>Friends and neighbors on the quiet, working-class street in the Norwood section of the Bronx were stunned by the killing. ''He came from a lovely home,'' said Michael Considine, 27, a printer. ''We feel horrible.''</w:t>
         <w:br/>
-        <w:t>Two witnesses said Mr. Mines left the house a minute later with a gun in his hand. His 16-year-old brother, Elbert, wrapped his arms around Dion Mines to restrain him, the witnesses said, but he broke away.</w:t>
-        <w:br/>
-        <w:t>Shahid said Dion Mines put the gun barrel up to the face of Gerald Scott, 14, and said, '' 'What's up, man?' ''</w:t>
-        <w:br/>
-        <w:t>''Then Shamel said, 'If you want to pull a gun, you have to use that gun,''' Shahid recalled. ''And Dion said, 'You think I'm joking here.' ''</w:t>
-        <w:br/>
-        <w:t>With the moped between them, Mr. Mines pointed the gun at Shamel and pulled the trigger, witnesses said. The gun clicked but did not fire. Mr. Mines recocked the gun, Shahid said. Mr. Mines pulled the trigger again. The gun fired. The bullet tore through Shamel Knight's mouth and entered his brain.</w:t>
-        <w:br/>
-        <w:t>He was taken to the City Hospital Center at Elmhurst, where he died at 11:45, the police said. A shell casing was found at the scene. The gun was not recovered.</w:t>
-        <w:br/>
-        <w:t xml:space="preserve"> </w:t>
-        <w:br/>
-        <w:t>Search for Suspect</w:t>
-        <w:br/>
-        <w:t>The police said that they were searching for Mr. Mines and that they had a search warrant for a house where he is believed to be hiding. They would not disclose the location.</w:t>
-        <w:br/>
-        <w:t>Witnesses to the shooting said Mr. Mines and his brother fled on foot. The other youths ran to tell Shamel's mother, Cynthia Knight Crumpley, that her boy was dying. Among them was Shamel's 12-year-old brother, Naquan.</w:t>
-        <w:br/>
-        <w:t>''My son Naquan ran here and said, 'Shamel is shot,' '' Mrs. Crumpley said yesterday. ''I ran down the street and saw him laying there. I saw this blood on his head. I thought he was just grazed.''</w:t>
-        <w:br/>
-        <w:t>Shamel lived in a three-story house at 27-26 111th Street with his mother, brother and a 10-year-old stepbrother, said his family and friends. His mother said she raised the family on welfare. His stepfather, Thomas Crumpley, has been in prison for four years.</w:t>
-        <w:br/>
-        <w:t>A student with a B average, Shamel graduated from Junior High School 145 in June and was planning to go to William Cullen Bryant High School next month, where he hoped to run track and play basketball, his mother said.</w:t>
-        <w:br/>
-        <w:t xml:space="preserve"> </w:t>
-        <w:br/>
-        <w:t>Police at the Door</w:t>
-        <w:br/>
-        <w:t>Dion Mines's father, Willy, said he had not seen his sons since he went home from his job at a liquor store at midnight and found the the police at his door. ''I don't know anything about it,'' he said. ''At night I go straight upstairs and drink my bottle of wine and go to sleep.''</w:t>
-        <w:br/>
-        <w:t>Mr. Mines said Dion Mines had been expelled from two high schools, was a slow learner and suffered from violent fits for four years. The father said that psychiatrists had examined his son, but that he did not have details. ''He's got a mental problem,'' Mr. Mines said. ''He was mentally disturbed in the head.''</w:t>
-        <w:br/>
-        <w:t>Dion Mines's mother, Sylvia Mines, is a social worker for the Human Resources Administration at an Income Maintenence Center in Long Island City, Mr. Mines said. A spokesman for the H.R.A., Earl Weber, said Mrs. Mines was in charge of evaluating eligibility for welfare.</w:t>
-        <w:br/>
-        <w:t>Friends of Dion Mines described him as simple minded and at times irrational. They said he often talked about wanting to make a name for himself by killing someone and sometimes mentioned that he would like to be a criminal featured on the ''American's Most Wanted'' on the Fox television network.</w:t>
-        <w:br/>
-        <w:t>Several neighborhood teen-agers said it was easy to obtain an unlicensed gun on the street for as little as $100. ''You just got to know somebody,'' one said. ''They sell them everywhere, on the street, out of cars, at people's houses. For $100 you can get one of those little .22's.''</w:t>
+        <w:t>A witness told the police that the panhandler had approached two other men a short time before he stabbed Mr. Harley.</w:t>
         <w:br/>
         <w:br/>
         <w:t>Graphic</w:t>
@@ -107,7 +71,7 @@
         <w:br/>
         <w:t xml:space="preserve"> </w:t>
         <w:br/>
-        <w:t>Photos: Shamel Knight in a photograph taken last year, when he was 13 years old. He was killed on Wednesday night. (pg. B1); Neighborhood youngsters looking at a photograph of Shamel Knight, 14 years old, that his mother placed on their stoop in Corona, Queens. (Jim Estrin for The New York Times) (pg. B2)</w:t>
+        <w:t>Photo: Hughie Harley, 18 years old, who the police said was stabbed to death on Monday after he refused to give a dollar to a panhandler. (William E. Sauro/The New York Times)</w:t>
       </w:r>
     </w:p>
     <w:sectPr>

--- a/example_articles/us_region/Northeast/3.us_region_Northeast_New_York_Times.docx
+++ b/example_articles/us_region/Northeast/3.us_region_Northeast_New_York_Times.docx
@@ -7,7 +7,7 @@
         <w:pStyle w:val="Heading1"/>
       </w:pPr>
       <w:r>
-        <w:t>Bronx Man Is Stabbed to Death</w:t>
+        <w:t>This 'Hamlet' Is Short On Slings and Arrows</w:t>
       </w:r>
     </w:p>
     <w:p>
@@ -17,17 +17,17 @@
     </w:p>
     <w:p>
       <w:r>
-        <w:t>Date: 1990-09-12</w:t>
+        <w:t>Date: 2024-02-15</w:t>
       </w:r>
     </w:p>
     <w:p>
       <w:r>
-        <w:t>Section: Section B; Page 3, Column 4; Metropolitan Desk</w:t>
+        <w:t>Section: Section C; Column 0; The Arts/Cultural Desk; Pg. 4</w:t>
       </w:r>
     </w:p>
     <w:p>
       <w:r>
-        <w:t>Source file: NYT/56.361.DOCX</w:t>
+        <w:t>Source file: NYT/3.DOCX</w:t>
       </w:r>
     </w:p>
     <w:p>
@@ -49,21 +49,28 @@
     </w:p>
     <w:p>
       <w:r>
-        <w:t>Investigators said they believed the motive was robbery, although the suspect fled without taking any money.</w:t>
+        <w:t>Eddie Izzard is a wildly witty ad-libber, but a play straitjackets this gift -- especially in this new staging that is short of ideas.</w:t>
         <w:br/>
-        <w:t>''It is tragic,'' said Brother Lawrence Murphy, principal of All Hallows, a Roman Catholic school with 455 students in the South Bronx.</w:t>
+        <w:t xml:space="preserve">To laugh, or not to laugh? That is the question. </w:t>
         <w:br/>
-        <w:t>''We are all very upset. He loved life tremendously. He had a great sense of humor and a quick wit.''</w:t>
+        <w:t xml:space="preserve">  Or at least one you may consider early in Eddie Izzard's ''Hamlet,'' in which the comic portrays all the roles herself.</w:t>
         <w:br/>
-        <w:t>Mr. Harley, whose parents worked as building superintendents in the five-story apartment building on Perry Avenue, had a job as a clerk at James Shoe Repair on East 204th Street.</w:t>
+        <w:t xml:space="preserve">  Something is certainly a little silly about dramatizing Hamlet fighting with his mother by having a left hand wrestle with the arm of the right, evoking Peter Sellers's scientist who struggles to restrain himself from raising his arm in Nazi salute in ''Dr. Strangelove.'' And solo sword fights have possibilities that a brilliant comedian like Izzard might exploit.</w:t>
         <w:br/>
-        <w:t>Larry Evans, the college adviser at All Hallows, said Mr. Harley, who graduated in June, had been accepted at Manhattan College. ''He decided to wait a year to see if this was what he wanted to do,'' Mr. Evans said.</w:t>
+        <w:t xml:space="preserve">  Yet, as Izzard darts around the stage, from role to role, hopscotching in and out of the audience declaiming speeches, what becomes clear is this frenetic staging is earnest, surprisingly traditional and deadly serious. A wildly witty ad-libber, Izzard can make two-hour monologues feel like a stream-of-conscious eruption. A play straitjackets this gift. Except for a few flourishes, this staging, directed by Selina Cadell, is short of ideas. (Imagine sock puppets without the socks and you get an idea of her Rosencrantz and Guildenstern.)</w:t>
         <w:br/>
-        <w:t>Three students or recent graduates from the high school have been killed in the last year, Brother Murphy said.</w:t>
+        <w:t xml:space="preserve">  Inside a modern, minimalist set (designed by Tom Piper) with no props, Izzard, who mounted a solo theatrical adaptation of ''Great Expectations'' last year, sometimes represents changing characters by spinning, other times by just moving a few feet. If there is method here, I did not detect it. If you don't know ''Hamlet,'' there is no chance you are going to follow the play within a play. If you do, you might wonder why Izzard doesn't spend more time playing the characters watching, not talking.</w:t>
         <w:br/>
-        <w:t>Friends and neighbors on the quiet, working-class street in the Norwood section of the Bronx were stunned by the killing. ''He came from a lovely home,'' said Michael Considine, 27, a printer. ''We feel horrible.''</w:t>
+        <w:t xml:space="preserve">  Among the occasionally overlooked qualities of the Danish prince is that he can be very funny, especially when mean. But you wouldn't know it in this production, adapted by Izzard's brother, Mark. Izzard is an even-keeled Hamlet. She doesn't elongate vowels or spit out consonants, rarely yells or expresses contempt. She appears to be pacing herself throughout. Despite wearing dark vinyl pants, this is a very tweedy performance. The best Hamlets (like that of Andrew Scott, who, in a sign of a trend or maybe a growing need for inexpensive casts, recently performed a one-man ''Uncle Vanya'') dramatize the act of thinking, but that interiority is lacking here.</w:t>
         <w:br/>
-        <w:t>A witness told the police that the panhandler had approached two other men a short time before he stabbed Mr. Harley.</w:t>
+        <w:t xml:space="preserve">  Instead of taking Hamlet's famous acting advice to not ''saw the air'' too much, Izzard favors gesticulating and thrusting her hips to indicate something sexual has been said. She adopts a working-class voice for the gravedigger scene, but otherwise doesn't try dramatic shifts in accents, voice or physicality.</w:t>
+        <w:br/>
+        <w:t xml:space="preserve">  Izzard has famously picked up marathon running over the years, and even completed 32 in a month. It's a remarkable feat, but this one might be tougher -- and it shows. (On the night I attended, she flubbed several lines and appeared to be breathing hard during this endurance test of a play.) One comes away with the sense that Eddie Izzard didn't perform ''Hamlet'' so much as become defeated by it.</w:t>
+        <w:br/>
+        <w:t xml:space="preserve">  Izzard Hamlet New YorkThrough March 16 at Greenwich House Theater, Manhattan; eddieizzardhamlet.com. Running time: 2 hours 25 minutes.Izzard Hamlet New York Through March 16 at Greenwich House Theater in Manhattan; eddieizzardhamlet.com. Running time: 2 hours 25 minutes.</w:t>
+        <w:br/>
+        <w:br/>
+        <w:t>https://www.nytimes.com/2024/02/13/theater/izzard-hamlet-new-york-review.html</w:t>
         <w:br/>
         <w:br/>
         <w:t>Graphic</w:t>
@@ -71,7 +78,7 @@
         <w:br/>
         <w:t xml:space="preserve"> </w:t>
         <w:br/>
-        <w:t>Photo: Hughie Harley, 18 years old, who the police said was stabbed to death on Monday after he refused to give a dollar to a panhandler. (William E. Sauro/The New York Times)</w:t>
+        <w:t>PHOTO: Eddie Izzard plays all of the roles in a frenetic take on ''Hamlet.'' (PHOTOGRAPH BY SARA KRULWICH/THE NEW YORK TIMES) This article appeared in print on page C4.</w:t>
       </w:r>
     </w:p>
     <w:sectPr>
